--- a/docs/Firebase-Payment-Analytics-Spec.docx
+++ b/docs/Firebase-Payment-Analytics-Spec.docx
@@ -208,7 +208,7 @@
               <w:rPr>
                 <w:b/>
               </w:rPr>
-              <w:t xml:space="preserve">Adding these events has no impact on existing analytics. </w:t>
+              <w:t xml:space="preserve">No impact. </w:t>
             </w:r>
             <w:r>
               <w:t>The change is additive only.</w:t>
@@ -464,6 +464,38 @@
                 <w:b w:val="0"/>
                 <w:sz w:val="19"/>
               </w:rPr>
+              <w:t>User identifier</w:t>
+            </w:r>
+          </w:p>
+        </w:tc>
+        <w:tc>
+          <w:tcPr>
+            <w:tcW w:type="dxa" w:w="6192"/>
+          </w:tcPr>
+          <w:p>
+            <w:r/>
+            <w:r>
+              <w:rPr>
+                <w:b w:val="0"/>
+                <w:sz w:val="19"/>
+              </w:rPr>
+              <w:t>Retained. setUserId / Sparklight_user_id continue to carry the account number, so no report or audience loses continuity.</w:t>
+            </w:r>
+          </w:p>
+        </w:tc>
+      </w:tr>
+      <w:tr>
+        <w:tc>
+          <w:tcPr>
+            <w:tcW w:type="dxa" w:w="3312"/>
+          </w:tcPr>
+          <w:p>
+            <w:r/>
+            <w:r>
+              <w:rPr>
+                <w:b w:val="0"/>
+                <w:sz w:val="19"/>
+              </w:rPr>
               <w:t>Performance / payment processing</w:t>
             </w:r>
           </w:p>
@@ -480,6 +512,299 @@
                 <w:sz w:val="19"/>
               </w:rPr>
               <w:t>No impact — calls are fire-and-forget and wrapped in try/catch.</w:t>
+            </w:r>
+          </w:p>
+        </w:tc>
+      </w:tr>
+    </w:tbl>
+    <w:p/>
+    <w:p>
+      <w:r>
+        <w:rPr>
+          <w:b/>
+          <w:color w:val="632965"/>
+          <w:sz w:val="27"/>
+        </w:rPr>
+        <w:t>3. Approach</w:t>
+      </w:r>
+    </w:p>
+    <w:p>
+      <w:r>
+        <w:t>Funnel steps come from the existing screen_view. Custom events are added only where they carry information a screen cannot.</w:t>
+      </w:r>
+    </w:p>
+    <w:p>
+      <w:r>
+        <w:t>A screen tells you where a customer was. It cannot tell you what they chose or what happened — success and failure both land on PaymentConfirmation, so screen_view records them identically. Custom events fill exactly that gap.</w:t>
+      </w:r>
+    </w:p>
+    <w:p>
+      <w:r>
+        <w:t>Applying that rule, seven events from 53472 are not implemented because screen_view already records the same fact:</w:t>
+      </w:r>
+    </w:p>
+    <w:tbl>
+      <w:tblPr>
+        <w:tblStyle w:val="TableGrid"/>
+        <w:tblW w:type="auto" w:w="0"/>
+        <w:tblLook w:firstColumn="1" w:firstRow="1" w:lastColumn="0" w:lastRow="0" w:noHBand="0" w:noVBand="1" w:val="04A0"/>
+      </w:tblPr>
+      <w:tblGrid>
+        <w:gridCol w:w="4824"/>
+        <w:gridCol w:w="4824"/>
+      </w:tblGrid>
+      <w:tr>
+        <w:tc>
+          <w:tcPr>
+            <w:tcW w:type="dxa" w:w="3744"/>
+            <w:shd w:val="clear" w:fill="F2F2F5"/>
+          </w:tcPr>
+          <w:p>
+            <w:r>
+              <w:rPr>
+                <w:b/>
+                <w:sz w:val="19"/>
+              </w:rPr>
+              <w:t>Excluded event</w:t>
+            </w:r>
+          </w:p>
+        </w:tc>
+        <w:tc>
+          <w:tcPr>
+            <w:tcW w:type="dxa" w:w="5760"/>
+            <w:shd w:val="clear" w:fill="F2F2F5"/>
+          </w:tcPr>
+          <w:p>
+            <w:r>
+              <w:rPr>
+                <w:b/>
+                <w:sz w:val="19"/>
+              </w:rPr>
+              <w:t>Reason</w:t>
+            </w:r>
+          </w:p>
+        </w:tc>
+      </w:tr>
+      <w:tr>
+        <w:tc>
+          <w:tcPr>
+            <w:tcW w:type="dxa" w:w="3744"/>
+          </w:tcPr>
+          <w:p>
+            <w:r/>
+            <w:r>
+              <w:rPr>
+                <w:b w:val="0"/>
+                <w:sz w:val="19"/>
+              </w:rPr>
+              <w:t>payment_flow_started</w:t>
+            </w:r>
+          </w:p>
+        </w:tc>
+        <w:tc>
+          <w:tcPr>
+            <w:tcW w:type="dxa" w:w="5760"/>
+          </w:tcPr>
+          <w:p>
+            <w:r/>
+            <w:r>
+              <w:rPr>
+                <w:b w:val="0"/>
+                <w:sz w:val="19"/>
+              </w:rPr>
+              <w:t>Duplicate of screen_view: MakePayment</w:t>
+            </w:r>
+          </w:p>
+        </w:tc>
+      </w:tr>
+      <w:tr>
+        <w:tc>
+          <w:tcPr>
+            <w:tcW w:type="dxa" w:w="3744"/>
+          </w:tcPr>
+          <w:p>
+            <w:r/>
+            <w:r>
+              <w:rPr>
+                <w:b w:val="0"/>
+                <w:sz w:val="19"/>
+              </w:rPr>
+              <w:t>payment_reviewed</w:t>
+            </w:r>
+          </w:p>
+        </w:tc>
+        <w:tc>
+          <w:tcPr>
+            <w:tcW w:type="dxa" w:w="5760"/>
+          </w:tcPr>
+          <w:p>
+            <w:r/>
+            <w:r>
+              <w:rPr>
+                <w:b w:val="0"/>
+                <w:sz w:val="19"/>
+              </w:rPr>
+              <w:t>Duplicate of screen_view: MakePaymentReview</w:t>
+            </w:r>
+          </w:p>
+        </w:tc>
+      </w:tr>
+      <w:tr>
+        <w:tc>
+          <w:tcPr>
+            <w:tcW w:type="dxa" w:w="3744"/>
+          </w:tcPr>
+          <w:p>
+            <w:r/>
+            <w:r>
+              <w:rPr>
+                <w:b w:val="0"/>
+                <w:sz w:val="19"/>
+              </w:rPr>
+              <w:t>payment_method_viewed</w:t>
+            </w:r>
+          </w:p>
+        </w:tc>
+        <w:tc>
+          <w:tcPr>
+            <w:tcW w:type="dxa" w:w="5760"/>
+          </w:tcPr>
+          <w:p>
+            <w:r/>
+            <w:r>
+              <w:rPr>
+                <w:b w:val="0"/>
+                <w:sz w:val="19"/>
+              </w:rPr>
+              <w:t>Duplicate of screen_view: PaymentMethods</w:t>
+            </w:r>
+          </w:p>
+        </w:tc>
+      </w:tr>
+      <w:tr>
+        <w:tc>
+          <w:tcPr>
+            <w:tcW w:type="dxa" w:w="3744"/>
+          </w:tcPr>
+          <w:p>
+            <w:r/>
+            <w:r>
+              <w:rPr>
+                <w:b w:val="0"/>
+                <w:sz w:val="19"/>
+              </w:rPr>
+              <w:t>autopay_viewed</w:t>
+            </w:r>
+          </w:p>
+        </w:tc>
+        <w:tc>
+          <w:tcPr>
+            <w:tcW w:type="dxa" w:w="5760"/>
+          </w:tcPr>
+          <w:p>
+            <w:r/>
+            <w:r>
+              <w:rPr>
+                <w:b w:val="0"/>
+                <w:sz w:val="19"/>
+              </w:rPr>
+              <w:t>Duplicate of screen_view: AutoPay</w:t>
+            </w:r>
+          </w:p>
+        </w:tc>
+      </w:tr>
+      <w:tr>
+        <w:tc>
+          <w:tcPr>
+            <w:tcW w:type="dxa" w:w="3744"/>
+          </w:tcPr>
+          <w:p>
+            <w:r/>
+            <w:r>
+              <w:rPr>
+                <w:b w:val="0"/>
+                <w:sz w:val="19"/>
+              </w:rPr>
+              <w:t>payment_amount_selected</w:t>
+            </w:r>
+          </w:p>
+        </w:tc>
+        <w:tc>
+          <w:tcPr>
+            <w:tcW w:type="dxa" w:w="5760"/>
+          </w:tcPr>
+          <w:p>
+            <w:r/>
+            <w:r>
+              <w:rPr>
+                <w:b w:val="0"/>
+                <w:sz w:val="19"/>
+              </w:rPr>
+              <w:t>Renamed to payment_type_selected for consistency</w:t>
+            </w:r>
+          </w:p>
+        </w:tc>
+      </w:tr>
+      <w:tr>
+        <w:tc>
+          <w:tcPr>
+            <w:tcW w:type="dxa" w:w="3744"/>
+          </w:tcPr>
+          <w:p>
+            <w:r/>
+            <w:r>
+              <w:rPr>
+                <w:b w:val="0"/>
+                <w:sz w:val="19"/>
+              </w:rPr>
+              <w:t>payment_method_updated, payment_method_default_changed</w:t>
+            </w:r>
+          </w:p>
+        </w:tc>
+        <w:tc>
+          <w:tcPr>
+            <w:tcW w:type="dxa" w:w="5760"/>
+          </w:tcPr>
+          <w:p>
+            <w:r/>
+            <w:r>
+              <w:rPr>
+                <w:b w:val="0"/>
+                <w:sz w:val="19"/>
+              </w:rPr>
+              <w:t>Not supported by the current app — no update or default-selection flow exists</w:t>
+            </w:r>
+          </w:p>
+        </w:tc>
+      </w:tr>
+      <w:tr>
+        <w:tc>
+          <w:tcPr>
+            <w:tcW w:type="dxa" w:w="3744"/>
+          </w:tcPr>
+          <w:p>
+            <w:r/>
+            <w:r>
+              <w:rPr>
+                <w:b w:val="0"/>
+                <w:sz w:val="19"/>
+              </w:rPr>
+              <w:t>payment_flow_abandoned</w:t>
+            </w:r>
+          </w:p>
+        </w:tc>
+        <w:tc>
+          <w:tcPr>
+            <w:tcW w:type="dxa" w:w="5760"/>
+          </w:tcPr>
+          <w:p>
+            <w:r/>
+            <w:r>
+              <w:rPr>
+                <w:b w:val="0"/>
+                <w:sz w:val="19"/>
+              </w:rPr>
+              <w:t>Cannot be fired reliably — app kill, backgrounding and navigation-away are indistinguishable. Derived instead (see §8).</w:t>
             </w:r>
           </w:p>
         </w:tc>
@@ -506,250 +831,10 @@
               <w:rPr>
                 <w:b/>
               </w:rPr>
-              <w:t xml:space="preserve">Decision taken: the existing user identifier is retained. </w:t>
+              <w:t xml:space="preserve">Why: </w:t>
             </w:r>
             <w:r>
-              <w:t>setUserId and Sparklight_user_id continue to carry the account number, so no user-scoped report or audience loses continuity. With that decided, this work has no impact on existing analytics at all — there is no exception. The one related change is closing the identifier reset gaps in §6, which only makes existing behaviour match its intent and affects no historical data.</w:t>
-            </w:r>
-          </w:p>
-        </w:tc>
-      </w:tr>
-    </w:tbl>
-    <w:p/>
-    <w:p>
-      <w:r>
-        <w:rPr>
-          <w:b/>
-          <w:color w:val="632965"/>
-          <w:sz w:val="27"/>
-        </w:rPr>
-        <w:t>3. Two approaches</w:t>
-      </w:r>
-    </w:p>
-    <w:tbl>
-      <w:tblPr>
-        <w:tblStyle w:val="TableGrid"/>
-        <w:tblW w:type="auto" w:w="0"/>
-        <w:tblLook w:firstColumn="1" w:firstRow="1" w:lastColumn="0" w:lastRow="0" w:noHBand="0" w:noVBand="1" w:val="04A0"/>
-      </w:tblPr>
-      <w:tblGrid>
-        <w:gridCol w:w="3216"/>
-        <w:gridCol w:w="3216"/>
-        <w:gridCol w:w="3216"/>
-      </w:tblGrid>
-      <w:tr>
-        <w:tc>
-          <w:tcPr>
-            <w:tcW w:type="dxa" w:w="1152"/>
-            <w:shd w:val="clear" w:fill="F2F2F5"/>
-          </w:tcPr>
-          <w:p>
-            <w:r>
-              <w:rPr>
-                <w:b/>
-                <w:sz w:val="19"/>
-              </w:rPr>
-            </w:r>
-          </w:p>
-        </w:tc>
-        <w:tc>
-          <w:tcPr>
-            <w:tcW w:type="dxa" w:w="3888"/>
-            <w:shd w:val="clear" w:fill="F2F2F5"/>
-          </w:tcPr>
-          <w:p>
-            <w:r>
-              <w:rPr>
-                <w:b/>
-                <w:sz w:val="19"/>
-              </w:rPr>
-              <w:t>A — all 21 events as ticketed</w:t>
-            </w:r>
-          </w:p>
-        </w:tc>
-        <w:tc>
-          <w:tcPr>
-            <w:tcW w:type="dxa" w:w="4464"/>
-            <w:shd w:val="clear" w:fill="F2F2F5"/>
-          </w:tcPr>
-          <w:p>
-            <w:r>
-              <w:rPr>
-                <w:b/>
-                <w:sz w:val="19"/>
-              </w:rPr>
-              <w:t>B — screen_view for funnel + custom events (RECOMMENDED)</w:t>
-            </w:r>
-          </w:p>
-        </w:tc>
-      </w:tr>
-      <w:tr>
-        <w:tc>
-          <w:tcPr>
-            <w:tcW w:type="dxa" w:w="1152"/>
-          </w:tcPr>
-          <w:p>
-            <w:r/>
-            <w:r>
-              <w:rPr>
-                <w:b w:val="0"/>
-                <w:sz w:val="19"/>
-              </w:rPr>
-              <w:t>Events</w:t>
-            </w:r>
-          </w:p>
-        </w:tc>
-        <w:tc>
-          <w:tcPr>
-            <w:tcW w:type="dxa" w:w="3888"/>
-          </w:tcPr>
-          <w:p>
-            <w:r/>
-            <w:r>
-              <w:rPr>
-                <w:b w:val="0"/>
-                <w:sz w:val="19"/>
-              </w:rPr>
-              <w:t>21</w:t>
-            </w:r>
-          </w:p>
-        </w:tc>
-        <w:tc>
-          <w:tcPr>
-            <w:tcW w:type="dxa" w:w="4464"/>
-          </w:tcPr>
-          <w:p>
-            <w:r/>
-            <w:r>
-              <w:rPr>
-                <w:b w:val="0"/>
-                <w:sz w:val="19"/>
-              </w:rPr>
-              <w:t>14</w:t>
-            </w:r>
-          </w:p>
-        </w:tc>
-      </w:tr>
-      <w:tr>
-        <w:tc>
-          <w:tcPr>
-            <w:tcW w:type="dxa" w:w="1152"/>
-          </w:tcPr>
-          <w:p>
-            <w:r/>
-            <w:r>
-              <w:rPr>
-                <w:b w:val="0"/>
-                <w:sz w:val="19"/>
-              </w:rPr>
-              <w:t>Pros</w:t>
-            </w:r>
-          </w:p>
-        </w:tc>
-        <w:tc>
-          <w:tcPr>
-            <w:tcW w:type="dxa" w:w="3888"/>
-          </w:tcPr>
-          <w:p>
-            <w:r/>
-            <w:r>
-              <w:rPr>
-                <w:b w:val="0"/>
-                <w:sz w:val="19"/>
-              </w:rPr>
-              <w:t>Matches 53472 exactly. No negotiation with Analytics.</w:t>
-            </w:r>
-          </w:p>
-        </w:tc>
-        <w:tc>
-          <w:tcPr>
-            <w:tcW w:type="dxa" w:w="4464"/>
-          </w:tcPr>
-          <w:p>
-            <w:r/>
-            <w:r>
-              <w:rPr>
-                <w:b w:val="0"/>
-                <w:sz w:val="19"/>
-              </w:rPr>
-              <w:t>Every event carries information not otherwise obtainable. Half the call sites to keep in sync across two apps. Abandonment computed correctly instead of guessed.</w:t>
-            </w:r>
-          </w:p>
-        </w:tc>
-      </w:tr>
-      <w:tr>
-        <w:tc>
-          <w:tcPr>
-            <w:tcW w:type="dxa" w:w="1152"/>
-          </w:tcPr>
-          <w:p>
-            <w:r/>
-            <w:r>
-              <w:rPr>
-                <w:b w:val="0"/>
-                <w:sz w:val="19"/>
-              </w:rPr>
-              <w:t>Cons</w:t>
-            </w:r>
-          </w:p>
-        </w:tc>
-        <w:tc>
-          <w:tcPr>
-            <w:tcW w:type="dxa" w:w="3888"/>
-          </w:tcPr>
-          <w:p>
-            <w:r/>
-            <w:r>
-              <w:rPr>
-                <w:b w:val="0"/>
-                <w:sz w:val="19"/>
-              </w:rPr>
-              <w:t>Four events duplicate screen_view (payment_flow_started, payment_reviewed, payment_method_viewed, autopay_viewed). 42 call sites across both apps. payment_flow_abandoned cannot be fired reliably — app kill, backgrounding and navigation-away are indistinguishable.</w:t>
-            </w:r>
-          </w:p>
-        </w:tc>
-        <w:tc>
-          <w:tcPr>
-            <w:tcW w:type="dxa" w:w="4464"/>
-          </w:tcPr>
-          <w:p>
-            <w:r/>
-            <w:r>
-              <w:rPr>
-                <w:b w:val="0"/>
-                <w:sz w:val="19"/>
-              </w:rPr>
-              <w:t>Funnel steps come from screen_view, so dashboards must be pointed there. No dashboards exist yet, so the cost is zero today.</w:t>
-            </w:r>
-          </w:p>
-        </w:tc>
-      </w:tr>
-    </w:tbl>
-    <w:p/>
-    <w:tbl>
-      <w:tblPr>
-        <w:tblStyle w:val="TableGrid"/>
-        <w:tblW w:type="auto" w:w="0"/>
-        <w:tblLook w:firstColumn="1" w:firstRow="1" w:lastColumn="0" w:lastRow="0" w:noHBand="0" w:noVBand="1" w:val="04A0"/>
-      </w:tblPr>
-      <w:tblGrid>
-        <w:gridCol w:w="9648"/>
-      </w:tblGrid>
-      <w:tr>
-        <w:tc>
-          <w:tcPr>
-            <w:tcW w:type="dxa" w:w="9648"/>
-            <w:shd w:val="clear" w:fill="E8F6EA"/>
-          </w:tcPr>
-          <w:p>
-            <w:r>
-              <w:rPr>
-                <w:b/>
-              </w:rPr>
-              <w:t xml:space="preserve">Recommendation: Approach B. </w:t>
-            </w:r>
-            <w:r>
-              <w:t>Screens answer where customers drop. Events should answer what they chose, what happened, and what broke. An event that restates a screen adds volume and drift risk without answering a new question.</w:t>
+              <w:t>emitting an event that restates a screen means two systems reporting the same fact, kept in sync across two apps forever. They drift the first time someone adds a screen and updates only one.</w:t>
             </w:r>
           </w:p>
         </w:tc>
@@ -922,7 +1007,7 @@
     <w:p/>
     <w:p>
       <w:r>
-        <w:t>Attach payment_attempt_id to every payment event; ordering by timestamp within it reconstructs the journey. Satisfies AC4, AC5 and AC6 of 53800 with one parameter and no personal data.</w:t>
+        <w:t>Attach payment_attempt_id to every payment event; ordering by timestamp within it reconstructs the journey. It identifies an attempt, not a person — no personal data is involved. Satisfies AC4, AC5 and AC6 of 53800.</w:t>
       </w:r>
     </w:p>
     <w:p>
@@ -1885,7 +1970,7 @@
           <w:color w:val="632965"/>
           <w:sz w:val="27"/>
         </w:rPr>
-        <w:t>6. Privacy</w:t>
+        <w:t>6. Privacy &amp; customer identifier</w:t>
       </w:r>
     </w:p>
     <w:p>
@@ -1923,7 +2008,7 @@
           <w:color w:val="5C5C66"/>
           <w:sz w:val="18"/>
         </w:rPr>
-        <w:t>CUSTOMER IDENTIFIER — RETAINED, WITH RESET GAPS TO CLOSE</w:t>
+        <w:t>IDENTIFIER — RETAINED, WITH RESET GAPS TO CLOSE</w:t>
       </w:r>
     </w:p>
     <w:p>
@@ -1933,7 +2018,7 @@
     </w:p>
     <w:p>
       <w:r>
-        <w:t>Adding payment events does change what that identifier is joinable to: previously logins and screen views, now also payment behaviour, method type and amount band. Two controls keep that acceptable, and both are already in this spec — amounts are bucketed rather than exact, and no new identifier is added to any payment event.</w:t>
+        <w:t>Two controls keep that acceptable, and both are already in this spec: amounts are bucketed rather than exact, and no new identifier is added to any payment event.</w:t>
       </w:r>
     </w:p>
     <w:p>
@@ -2165,7 +2250,7 @@
               <w:rPr>
                 <w:b/>
               </w:rPr>
-              <w:t xml:space="preserve">Why this matters more once payment events exist. </w:t>
+              <w:t xml:space="preserve">Why this matters once payment events exist. </w:t>
             </w:r>
             <w:r>
               <w:t>The two paths that do not clear leave the identifier pointing at the previous account. Any event fired before the next login is attributed to the wrong customer — with payment events, that means a payment journey recorded against someone who did not make it. The token-expiry failures that trigger redirectToLogin() are known to occur in production.</w:t>
@@ -2186,7 +2271,7 @@
         <w:t xml:space="preserve"> </w:t>
       </w:r>
       <w:r>
-        <w:t>add the reset to redirectToLogin() and MaintenanceContext.performLogout() in both apps, and add the missing GlobalErrorModal reset in Residential. Roughly ten lines per app. This is a defect in existing behaviour rather than new scope — the intent to clear on logout is already there, it simply misses two exits.</w:t>
+        <w:t>add the reset to redirectToLogin() and MaintenanceContext.performLogout() in both apps, and add the missing GlobalErrorModal reset in Residential. Roughly ten lines per app. This is a defect in existing behaviour rather than new scope.</w:t>
       </w:r>
     </w:p>
     <w:p>
@@ -2196,7 +2281,464 @@
           <w:color w:val="632965"/>
           <w:sz w:val="27"/>
         </w:rPr>
-        <w:t>7. Dashboard views enabled</w:t>
+        <w:t>7. How to view the data</w:t>
+      </w:r>
+    </w:p>
+    <w:p>
+      <w:r>
+        <w:rPr>
+          <w:b/>
+          <w:color w:val="5C5C66"/>
+          <w:sz w:val="18"/>
+        </w:rPr>
+        <w:t>A. DURING DEVELOPMENT AND QA — DEBUGVIEW (REAL TIME)</w:t>
+      </w:r>
+    </w:p>
+    <w:p>
+      <w:r>
+        <w:t>DebugView shows events from a single device within seconds. This is how QA validates the implementation.</w:t>
+      </w:r>
+    </w:p>
+    <w:p>
+      <w:pPr>
+        <w:pStyle w:val="ListBullet"/>
+      </w:pPr>
+      <w:r>
+        <w:t>Enable debug mode: Android — adb shell setprop debug.firebase.analytics.app com.sparklight (Residential) or com.sparklight.customer.business.app (Business). iOS — add launch argument -FIRDebugEnabled in the Xcode scheme.</w:t>
+      </w:r>
+    </w:p>
+    <w:p>
+      <w:pPr>
+        <w:pStyle w:val="ListBullet"/>
+      </w:pPr>
+      <w:r>
+        <w:t>Firebase Console → Analytics → DebugView.</w:t>
+      </w:r>
+    </w:p>
+    <w:p>
+      <w:pPr>
+        <w:pStyle w:val="ListBullet"/>
+      </w:pPr>
+      <w:r>
+        <w:t>Select the device in the top-left dropdown.</w:t>
+      </w:r>
+    </w:p>
+    <w:p>
+      <w:pPr>
+        <w:pStyle w:val="ListBullet"/>
+      </w:pPr>
+      <w:r>
+        <w:t>Walk the payment flow — events appear in a live timeline; click one to see its parameters.</w:t>
+      </w:r>
+    </w:p>
+    <w:p>
+      <w:r>
+        <w:t>Turn debug mode off afterwards (adb shell setprop debug.firebase.analytics.app .none.), or that device stays excluded from normal reporting.</w:t>
+      </w:r>
+    </w:p>
+    <w:p>
+      <w:r>
+        <w:rPr>
+          <w:b/>
+          <w:color w:val="5C5C66"/>
+          <w:sz w:val="18"/>
+        </w:rPr>
+        <w:t>B. IN REPORTING — FIREBASE CONSOLE (24-HOUR DELAY)</w:t>
+      </w:r>
+    </w:p>
+    <w:p>
+      <w:pPr>
+        <w:pStyle w:val="ListBullet"/>
+      </w:pPr>
+      <w:r>
+        <w:rPr>
+          <w:b/>
+        </w:rPr>
+        <w:t>Analytics → Events</w:t>
+      </w:r>
+      <w:r>
+        <w:t xml:space="preserve"> — count per event name, per day. Confirms events are arriving in volume.</w:t>
+      </w:r>
+    </w:p>
+    <w:p>
+      <w:pPr>
+        <w:pStyle w:val="ListBullet"/>
+      </w:pPr>
+      <w:r>
+        <w:rPr>
+          <w:b/>
+        </w:rPr>
+        <w:t>Analytics → Explore → Funnel exploration</w:t>
+      </w:r>
+      <w:r>
+        <w:t xml:space="preserve"> — build the drop-off funnel using screen_view with screen_name as each step: MakePayment → MakePaymentMethod → MakePaymentReview → PaymentConfirmation.</w:t>
+      </w:r>
+    </w:p>
+    <w:p>
+      <w:pPr>
+        <w:pStyle w:val="ListBullet"/>
+      </w:pPr>
+      <w:r>
+        <w:rPr>
+          <w:b/>
+        </w:rPr>
+        <w:t>Analytics → Explore → Free form</w:t>
+      </w:r>
+      <w:r>
+        <w:t xml:space="preserve"> — cross-tabulate, e.g. payment_failed broken down by failure_reason.</w:t>
+      </w:r>
+    </w:p>
+    <w:tbl>
+      <w:tblPr>
+        <w:tblStyle w:val="TableGrid"/>
+        <w:tblW w:type="auto" w:w="0"/>
+        <w:tblLook w:firstColumn="1" w:firstRow="1" w:lastColumn="0" w:lastRow="0" w:noHBand="0" w:noVBand="1" w:val="04A0"/>
+      </w:tblPr>
+      <w:tblGrid>
+        <w:gridCol w:w="9648"/>
+      </w:tblGrid>
+      <w:tr>
+        <w:tc>
+          <w:tcPr>
+            <w:tcW w:type="dxa" w:w="9648"/>
+            <w:shd w:val="clear" w:fill="FFF4E0"/>
+          </w:tcPr>
+          <w:p>
+            <w:r>
+              <w:rPr>
+                <w:b/>
+              </w:rPr>
+              <w:t xml:space="preserve">Required setup — parameters are not reportable until registered. </w:t>
+            </w:r>
+            <w:r>
+              <w:t>Firebase collects custom parameters immediately, but they will NOT appear in Console reports until each is registered as a custom definition. Without this step the events show up with no usable breakdowns, which reads like a broken implementation. Go to Analytics → Custom definitions → Create custom dimension and register each parameter, event-scoped: payment_type, payment_method_type, card_type, amount_bucket, failure_reason, entry_point, payment_attempt_id, endpoint, status, step, field, reason, seconds. That is 13 dimensions against a limit of 50. Data is only available from the moment of registration — it is not backfilled, so register these BEFORE release.</w:t>
+            </w:r>
+          </w:p>
+        </w:tc>
+      </w:tr>
+    </w:tbl>
+    <w:p/>
+    <w:p>
+      <w:r>
+        <w:rPr>
+          <w:b/>
+          <w:color w:val="5C5C66"/>
+          <w:sz w:val="18"/>
+        </w:rPr>
+        <w:t>C. JOURNEY REPLAY — BIGQUERY</w:t>
+      </w:r>
+    </w:p>
+    <w:p>
+      <w:r>
+        <w:t>Console reports are aggregated. To see one customer's exact sequence — the AC5 requirement — you need event-level rows, which means the BigQuery export.</w:t>
+      </w:r>
+    </w:p>
+    <w:p>
+      <w:pPr>
+        <w:pStyle w:val="ListBullet"/>
+      </w:pPr>
+      <w:r>
+        <w:t>Firebase Console → Project settings → Integrations → BigQuery → link, and enable the daily export for both apps.</w:t>
+      </w:r>
+    </w:p>
+    <w:p>
+      <w:pPr>
+        <w:pStyle w:val="ListBullet"/>
+      </w:pPr>
+      <w:r>
+        <w:t>Query a single attempt (example below).</w:t>
+      </w:r>
+    </w:p>
+    <w:p>
+      <w:r>
+        <w:rPr>
+          <w:rFonts w:ascii="Consolas" w:hAnsi="Consolas"/>
+          <w:sz w:val="18"/>
+        </w:rPr>
+        <w:t>SELECT event_timestamp, event_name,</w:t>
+        <w:br/>
+        <w:t xml:space="preserve">       (SELECT value.string_value FROM UNNEST(event_params)</w:t>
+        <w:br/>
+        <w:t xml:space="preserve">        WHERE key = 'payment_attempt_id') AS attempt_id</w:t>
+        <w:br/>
+        <w:t>FROM `&lt;project&gt;.analytics_&lt;id&gt;.events_*`</w:t>
+        <w:br/>
+        <w:t>WHERE event_name LIKE 'payment%'</w:t>
+        <w:br/>
+        <w:t>ORDER BY event_timestamp</w:t>
+      </w:r>
+    </w:p>
+    <w:p>
+      <w:r>
+        <w:t>Export begins from the day it is linked; there is no historical backfill.</w:t>
+      </w:r>
+    </w:p>
+    <w:p>
+      <w:r>
+        <w:rPr>
+          <w:b/>
+          <w:color w:val="5C5C66"/>
+          <w:sz w:val="18"/>
+        </w:rPr>
+        <w:t>D. WHO DOES WHAT</w:t>
+      </w:r>
+    </w:p>
+    <w:tbl>
+      <w:tblPr>
+        <w:tblStyle w:val="TableGrid"/>
+        <w:tblW w:type="auto" w:w="0"/>
+        <w:tblLook w:firstColumn="1" w:firstRow="1" w:lastColumn="0" w:lastRow="0" w:noHBand="0" w:noVBand="1" w:val="04A0"/>
+      </w:tblPr>
+      <w:tblGrid>
+        <w:gridCol w:w="3216"/>
+        <w:gridCol w:w="3216"/>
+        <w:gridCol w:w="3216"/>
+      </w:tblGrid>
+      <w:tr>
+        <w:tc>
+          <w:tcPr>
+            <w:tcW w:type="dxa" w:w="3456"/>
+            <w:shd w:val="clear" w:fill="F2F2F5"/>
+          </w:tcPr>
+          <w:p>
+            <w:r>
+              <w:rPr>
+                <w:b/>
+                <w:sz w:val="19"/>
+              </w:rPr>
+              <w:t>Task</w:t>
+            </w:r>
+          </w:p>
+        </w:tc>
+        <w:tc>
+          <w:tcPr>
+            <w:tcW w:type="dxa" w:w="2016"/>
+            <w:shd w:val="clear" w:fill="F2F2F5"/>
+          </w:tcPr>
+          <w:p>
+            <w:r>
+              <w:rPr>
+                <w:b/>
+                <w:sz w:val="19"/>
+              </w:rPr>
+              <w:t>Owner</w:t>
+            </w:r>
+          </w:p>
+        </w:tc>
+        <w:tc>
+          <w:tcPr>
+            <w:tcW w:type="dxa" w:w="4032"/>
+            <w:shd w:val="clear" w:fill="F2F2F5"/>
+          </w:tcPr>
+          <w:p>
+            <w:r>
+              <w:rPr>
+                <w:b/>
+                <w:sz w:val="19"/>
+              </w:rPr>
+              <w:t>When</w:t>
+            </w:r>
+          </w:p>
+        </w:tc>
+      </w:tr>
+      <w:tr>
+        <w:tc>
+          <w:tcPr>
+            <w:tcW w:type="dxa" w:w="3456"/>
+          </w:tcPr>
+          <w:p>
+            <w:r/>
+            <w:r>
+              <w:rPr>
+                <w:b w:val="0"/>
+                <w:sz w:val="19"/>
+              </w:rPr>
+              <w:t>Register the 13 custom dimensions</w:t>
+            </w:r>
+          </w:p>
+        </w:tc>
+        <w:tc>
+          <w:tcPr>
+            <w:tcW w:type="dxa" w:w="2016"/>
+          </w:tcPr>
+          <w:p>
+            <w:r/>
+            <w:r>
+              <w:rPr>
+                <w:b w:val="0"/>
+                <w:sz w:val="19"/>
+              </w:rPr>
+              <w:t>Analytics</w:t>
+            </w:r>
+          </w:p>
+        </w:tc>
+        <w:tc>
+          <w:tcPr>
+            <w:tcW w:type="dxa" w:w="4032"/>
+          </w:tcPr>
+          <w:p>
+            <w:r/>
+            <w:r>
+              <w:rPr>
+                <w:b w:val="0"/>
+                <w:sz w:val="19"/>
+              </w:rPr>
+              <w:t>Before release — not backfilled</w:t>
+            </w:r>
+          </w:p>
+        </w:tc>
+      </w:tr>
+      <w:tr>
+        <w:tc>
+          <w:tcPr>
+            <w:tcW w:type="dxa" w:w="3456"/>
+          </w:tcPr>
+          <w:p>
+            <w:r/>
+            <w:r>
+              <w:rPr>
+                <w:b w:val="0"/>
+                <w:sz w:val="19"/>
+              </w:rPr>
+              <w:t>Link BigQuery export</w:t>
+            </w:r>
+          </w:p>
+        </w:tc>
+        <w:tc>
+          <w:tcPr>
+            <w:tcW w:type="dxa" w:w="2016"/>
+          </w:tcPr>
+          <w:p>
+            <w:r/>
+            <w:r>
+              <w:rPr>
+                <w:b w:val="0"/>
+                <w:sz w:val="19"/>
+              </w:rPr>
+              <w:t>Analytics</w:t>
+            </w:r>
+          </w:p>
+        </w:tc>
+        <w:tc>
+          <w:tcPr>
+            <w:tcW w:type="dxa" w:w="4032"/>
+          </w:tcPr>
+          <w:p>
+            <w:r/>
+            <w:r>
+              <w:rPr>
+                <w:b w:val="0"/>
+                <w:sz w:val="19"/>
+              </w:rPr>
+              <w:t>Before release, if journey replay is required</w:t>
+            </w:r>
+          </w:p>
+        </w:tc>
+      </w:tr>
+      <w:tr>
+        <w:tc>
+          <w:tcPr>
+            <w:tcW w:type="dxa" w:w="3456"/>
+          </w:tcPr>
+          <w:p>
+            <w:r/>
+            <w:r>
+              <w:rPr>
+                <w:b w:val="0"/>
+                <w:sz w:val="19"/>
+              </w:rPr>
+              <w:t>Validate events in DebugView</w:t>
+            </w:r>
+          </w:p>
+        </w:tc>
+        <w:tc>
+          <w:tcPr>
+            <w:tcW w:type="dxa" w:w="2016"/>
+          </w:tcPr>
+          <w:p>
+            <w:r/>
+            <w:r>
+              <w:rPr>
+                <w:b w:val="0"/>
+                <w:sz w:val="19"/>
+              </w:rPr>
+              <w:t>QA</w:t>
+            </w:r>
+          </w:p>
+        </w:tc>
+        <w:tc>
+          <w:tcPr>
+            <w:tcW w:type="dxa" w:w="4032"/>
+          </w:tcPr>
+          <w:p>
+            <w:r/>
+            <w:r>
+              <w:rPr>
+                <w:b w:val="0"/>
+                <w:sz w:val="19"/>
+              </w:rPr>
+              <w:t>During test cycle, both apps</w:t>
+            </w:r>
+          </w:p>
+        </w:tc>
+      </w:tr>
+      <w:tr>
+        <w:tc>
+          <w:tcPr>
+            <w:tcW w:type="dxa" w:w="3456"/>
+          </w:tcPr>
+          <w:p>
+            <w:r/>
+            <w:r>
+              <w:rPr>
+                <w:b w:val="0"/>
+                <w:sz w:val="19"/>
+              </w:rPr>
+              <w:t>Build funnel and dashboards</w:t>
+            </w:r>
+          </w:p>
+        </w:tc>
+        <w:tc>
+          <w:tcPr>
+            <w:tcW w:type="dxa" w:w="2016"/>
+          </w:tcPr>
+          <w:p>
+            <w:r/>
+            <w:r>
+              <w:rPr>
+                <w:b w:val="0"/>
+                <w:sz w:val="19"/>
+              </w:rPr>
+              <w:t>Analytics</w:t>
+            </w:r>
+          </w:p>
+        </w:tc>
+        <w:tc>
+          <w:tcPr>
+            <w:tcW w:type="dxa" w:w="4032"/>
+          </w:tcPr>
+          <w:p>
+            <w:r/>
+            <w:r>
+              <w:rPr>
+                <w:b w:val="0"/>
+                <w:sz w:val="19"/>
+              </w:rPr>
+              <w:t>After 24–48h of production data</w:t>
+            </w:r>
+          </w:p>
+        </w:tc>
+      </w:tr>
+    </w:tbl>
+    <w:p/>
+    <w:p>
+      <w:r>
+        <w:rPr>
+          <w:b/>
+          <w:color w:val="632965"/>
+          <w:sz w:val="27"/>
+        </w:rPr>
+        <w:t>8. Dashboard views enabled</w:t>
       </w:r>
     </w:p>
     <w:p>
@@ -2280,7 +2822,7 @@
         <w:t>Journey replay —</w:t>
       </w:r>
       <w:r>
-        <w:t xml:space="preserve"> all events for one payment_attempt_id in timestamp order.</w:t>
+        <w:t xml:space="preserve"> all events for one payment_attempt_id in timestamp order (BigQuery).</w:t>
       </w:r>
     </w:p>
     <w:p>
@@ -2290,7 +2832,7 @@
           <w:color w:val="632965"/>
           <w:sz w:val="27"/>
         </w:rPr>
-        <w:t>8. Implementation notes</w:t>
+        <w:t>9. Implementation notes</w:t>
       </w:r>
     </w:p>
     <w:p>
@@ -2340,7 +2882,7 @@
           <w:color w:val="632965"/>
           <w:sz w:val="27"/>
         </w:rPr>
-        <w:t>9. Decisions required</w:t>
+        <w:t>10. Decisions required</w:t>
       </w:r>
     </w:p>
     <w:tbl>
@@ -2428,7 +2970,7 @@
                 <w:b w:val="0"/>
                 <w:sz w:val="19"/>
               </w:rPr>
-              <w:t>Approve Approach B (14 events, funnel from screen_view)</w:t>
+              <w:t>Confirm payment_flow_abandoned is derived, not fired</w:t>
             </w:r>
           </w:p>
         </w:tc>
@@ -2475,53 +3017,6 @@
                 <w:b w:val="0"/>
                 <w:sz w:val="19"/>
               </w:rPr>
-              <w:t>Confirm payment_flow_abandoned is derived, not fired</w:t>
-            </w:r>
-          </w:p>
-        </w:tc>
-        <w:tc>
-          <w:tcPr>
-            <w:tcW w:type="dxa" w:w="2304"/>
-          </w:tcPr>
-          <w:p>
-            <w:r/>
-            <w:r>
-              <w:rPr>
-                <w:b w:val="0"/>
-                <w:sz w:val="19"/>
-              </w:rPr>
-              <w:t>Analytics</w:t>
-            </w:r>
-          </w:p>
-        </w:tc>
-      </w:tr>
-      <w:tr>
-        <w:tc>
-          <w:tcPr>
-            <w:tcW w:type="dxa" w:w="576"/>
-          </w:tcPr>
-          <w:p>
-            <w:r/>
-            <w:r>
-              <w:rPr>
-                <w:b w:val="0"/>
-                <w:sz w:val="19"/>
-              </w:rPr>
-              <w:t>3</w:t>
-            </w:r>
-          </w:p>
-        </w:tc>
-        <w:tc>
-          <w:tcPr>
-            <w:tcW w:type="dxa" w:w="6624"/>
-          </w:tcPr>
-          <w:p>
-            <w:r/>
-            <w:r>
-              <w:rPr>
-                <w:b w:val="0"/>
-                <w:sz w:val="19"/>
-              </w:rPr>
               <w:t>Approve amount_bucket instead of exact amounts</w:t>
             </w:r>
           </w:p>
@@ -2554,6 +3049,53 @@
                 <w:b w:val="0"/>
                 <w:sz w:val="19"/>
               </w:rPr>
+              <w:t>3</w:t>
+            </w:r>
+          </w:p>
+        </w:tc>
+        <w:tc>
+          <w:tcPr>
+            <w:tcW w:type="dxa" w:w="6624"/>
+          </w:tcPr>
+          <w:p>
+            <w:r/>
+            <w:r>
+              <w:rPr>
+                <w:b w:val="0"/>
+                <w:sz w:val="19"/>
+              </w:rPr>
+              <w:t>Register the 13 custom dimensions before release (§7)</w:t>
+            </w:r>
+          </w:p>
+        </w:tc>
+        <w:tc>
+          <w:tcPr>
+            <w:tcW w:type="dxa" w:w="2304"/>
+          </w:tcPr>
+          <w:p>
+            <w:r/>
+            <w:r>
+              <w:rPr>
+                <w:b w:val="0"/>
+                <w:sz w:val="19"/>
+              </w:rPr>
+              <w:t>Analytics</w:t>
+            </w:r>
+          </w:p>
+        </w:tc>
+      </w:tr>
+      <w:tr>
+        <w:tc>
+          <w:tcPr>
+            <w:tcW w:type="dxa" w:w="576"/>
+          </w:tcPr>
+          <w:p>
+            <w:r/>
+            <w:r>
+              <w:rPr>
+                <w:b w:val="0"/>
+                <w:sz w:val="19"/>
+              </w:rPr>
               <w:t>4</w:t>
             </w:r>
           </w:p>
@@ -2569,7 +3111,7 @@
                 <w:b w:val="0"/>
                 <w:sz w:val="19"/>
               </w:rPr>
-              <w:t>DECIDED — retain the account-number identifier. Follow-up: close the three reset gaps in §6 so it is reliably cleared when a session ends.</w:t>
+              <w:t>Confirm whether BigQuery export is required for journey replay</w:t>
             </w:r>
           </w:p>
         </w:tc>
@@ -2584,7 +3126,7 @@
                 <w:b w:val="0"/>
                 <w:sz w:val="19"/>
               </w:rPr>
-              <w:t>Engineering</w:t>
+              <w:t>Analytics</w:t>
             </w:r>
           </w:p>
         </w:tc>
@@ -2638,6 +3180,20 @@
       </w:tr>
     </w:tbl>
     <w:p/>
+    <w:p>
+      <w:r>
+        <w:rPr>
+          <w:b/>
+        </w:rPr>
+        <w:t>Decided:</w:t>
+      </w:r>
+      <w:r>
+        <w:t xml:space="preserve"> </w:t>
+      </w:r>
+      <w:r>
+        <w:t>Approach — funnel from screen_view, 14 custom events (§3). Customer identifier retained, with the reset gaps in §6 to be closed by Engineering.</w:t>
+      </w:r>
+    </w:p>
     <w:sectPr>
       <w:pgSz w:w="12240" w:h="15840"/>
       <w:pgMar w:top="1152" w:right="1296" w:bottom="1152" w:left="1296" w:header="720" w:footer="720" w:gutter="0"/>
